--- a/PBL TEMPLATE.docx
+++ b/PBL TEMPLATE.docx
@@ -672,13 +672,23 @@
                 <w:lang w:val="en-IN"/>
               </w:rPr>
             </w:pPr>
+            <w:proofErr w:type="gramStart"/>
             <w:r>
               <w:rPr>
                 <w:i/>
                 <w:iCs/>
                 <w:lang w:val="en-US"/>
               </w:rPr>
-              <w:t>Khanduri , Anubhav- 24711276</w:t>
+              <w:t>Khanduri ,</w:t>
+            </w:r>
+            <w:proofErr w:type="gramEnd"/>
+            <w:r>
+              <w:rPr>
+                <w:i/>
+                <w:iCs/>
+                <w:lang w:val="en-US"/>
+              </w:rPr>
+              <w:t xml:space="preserve"> Anubhav- 24711276</w:t>
             </w:r>
             <w:r>
               <w:rPr>
@@ -870,8 +880,18 @@
                 <w:iCs/>
                 <w:lang w:val="en-US"/>
               </w:rPr>
-              <w:t>Rajwar, Ronit-  24711373</w:t>
-            </w:r>
+              <w:t>Rajwar, Ronit</w:t>
+            </w:r>
+            <w:proofErr w:type="gramStart"/>
+            <w:r>
+              <w:rPr>
+                <w:i/>
+                <w:iCs/>
+                <w:lang w:val="en-US"/>
+              </w:rPr>
+              <w:t>-  24711373</w:t>
+            </w:r>
+            <w:proofErr w:type="gramEnd"/>
           </w:p>
           <w:p>
             <w:pPr>
@@ -1074,7 +1094,25 @@
                 <w:iCs/>
                 <w:lang w:val="en-US"/>
               </w:rPr>
-              <w:t xml:space="preserve">, Dipanshu-  24711115       </w:t>
+              <w:t>, Dipanshu</w:t>
+            </w:r>
+            <w:proofErr w:type="gramStart"/>
+            <w:r>
+              <w:rPr>
+                <w:i/>
+                <w:iCs/>
+                <w:lang w:val="en-US"/>
+              </w:rPr>
+              <w:t>-  24711115</w:t>
+            </w:r>
+            <w:proofErr w:type="gramEnd"/>
+            <w:r>
+              <w:rPr>
+                <w:i/>
+                <w:iCs/>
+                <w:lang w:val="en-US"/>
+              </w:rPr>
+              <w:t xml:space="preserve">       </w:t>
             </w:r>
           </w:p>
           <w:p>
@@ -1465,8 +1503,16 @@
                 <w:rFonts w:ascii="Graphic Era Sans Light" w:hAnsi="Graphic Era Sans Light" w:cs="Graphic Era Sans Light"/>
               </w:rPr>
               <w:br/>
-              <w:t>The goal is to :</w:t>
-            </w:r>
+              <w:t xml:space="preserve">The goal is </w:t>
+            </w:r>
+            <w:proofErr w:type="gramStart"/>
+            <w:r>
+              <w:rPr>
+                <w:rFonts w:ascii="Graphic Era Sans Light" w:hAnsi="Graphic Era Sans Light" w:cs="Graphic Era Sans Light"/>
+              </w:rPr>
+              <w:t>to :</w:t>
+            </w:r>
+            <w:proofErr w:type="gramEnd"/>
           </w:p>
           <w:p>
             <w:pPr>
@@ -1732,6 +1778,7 @@
               <w:t xml:space="preserve">he typing flow is handled in a loop, displaying one word at a time and accepting user input through </w:t>
             </w:r>
             <w:proofErr w:type="spellStart"/>
+            <w:proofErr w:type="gramStart"/>
             <w:r>
               <w:rPr>
                 <w:rFonts w:ascii="Graphic Era Sans Light" w:hAnsi="Graphic Era Sans Light" w:cs="Graphic Era Sans Light"/>
@@ -1745,9 +1792,18 @@
                 <w:rFonts w:ascii="Graphic Era Sans Light" w:hAnsi="Graphic Era Sans Light" w:cs="Graphic Era Sans Light"/>
                 <w:lang w:val="en-IN"/>
               </w:rPr>
-              <w:t>() and _</w:t>
+              <w:t>(</w:t>
+            </w:r>
+            <w:proofErr w:type="gramEnd"/>
+            <w:r>
+              <w:rPr>
+                <w:rFonts w:ascii="Graphic Era Sans Light" w:hAnsi="Graphic Era Sans Light" w:cs="Graphic Era Sans Light"/>
+                <w:lang w:val="en-IN"/>
+              </w:rPr>
+              <w:t>) and _</w:t>
             </w:r>
             <w:proofErr w:type="spellStart"/>
+            <w:proofErr w:type="gramStart"/>
             <w:r>
               <w:rPr>
                 <w:rFonts w:ascii="Graphic Era Sans Light" w:hAnsi="Graphic Era Sans Light" w:cs="Graphic Era Sans Light"/>
@@ -1761,7 +1817,15 @@
                 <w:rFonts w:ascii="Graphic Era Sans Light" w:hAnsi="Graphic Era Sans Light" w:cs="Graphic Era Sans Light"/>
                 <w:lang w:val="en-IN"/>
               </w:rPr>
-              <w:t>() for responsiveness.</w:t>
+              <w:t>(</w:t>
+            </w:r>
+            <w:proofErr w:type="gramEnd"/>
+            <w:r>
+              <w:rPr>
+                <w:rFonts w:ascii="Graphic Era Sans Light" w:hAnsi="Graphic Era Sans Light" w:cs="Graphic Era Sans Light"/>
+                <w:lang w:val="en-IN"/>
+              </w:rPr>
+              <w:t>) for responsiveness.</w:t>
             </w:r>
           </w:p>
           <w:p>
@@ -2084,7 +2148,44 @@
               <w:right w:w="60" w:type="dxa"/>
             </w:tcMar>
           </w:tcPr>
-          <w:p/>
+          <w:p>
+            <w:r>
+              <w:t xml:space="preserve"> Harsh Aggarwal</w:t>
+            </w:r>
+          </w:p>
+          <w:p>
+            <w:r>
+              <w:t xml:space="preserve"> </w:t>
+            </w:r>
+            <w:r>
+              <w:t>Harsh Aggarwal</w:t>
+            </w:r>
+          </w:p>
+          <w:p>
+            <w:r>
+              <w:t xml:space="preserve"> Ronit</w:t>
+            </w:r>
+          </w:p>
+          <w:p>
+            <w:r>
+              <w:t xml:space="preserve"> Anubhav</w:t>
+            </w:r>
+          </w:p>
+          <w:p>
+            <w:r>
+              <w:t xml:space="preserve"> Harsh &amp; Ronit</w:t>
+            </w:r>
+          </w:p>
+          <w:p>
+            <w:r>
+              <w:t xml:space="preserve"> Harsh Aggarwal</w:t>
+            </w:r>
+          </w:p>
+          <w:p>
+            <w:r>
+              <w:t xml:space="preserve"> Harsh And Dipanshu</w:t>
+            </w:r>
+          </w:p>
         </w:tc>
       </w:tr>
     </w:tbl>
@@ -2300,7 +2401,27 @@
                 <w:sz w:val="18"/>
                 <w:szCs w:val="18"/>
               </w:rPr>
-              <w:t>(time(NULL))</w:t>
+              <w:t>(</w:t>
+            </w:r>
+            <w:proofErr w:type="gramStart"/>
+            <w:r>
+              <w:rPr>
+                <w:rStyle w:val="HTMLCode"/>
+                <w:rFonts w:asciiTheme="minorHAnsi" w:hAnsiTheme="minorHAnsi"/>
+                <w:sz w:val="18"/>
+                <w:szCs w:val="18"/>
+              </w:rPr>
+              <w:t>time(</w:t>
+            </w:r>
+            <w:proofErr w:type="gramEnd"/>
+            <w:r>
+              <w:rPr>
+                <w:rStyle w:val="HTMLCode"/>
+                <w:rFonts w:asciiTheme="minorHAnsi" w:hAnsiTheme="minorHAnsi"/>
+                <w:sz w:val="18"/>
+                <w:szCs w:val="18"/>
+              </w:rPr>
+              <w:t>NULL))</w:t>
             </w:r>
             <w:r>
               <w:rPr>
@@ -2351,6 +2472,7 @@
               <w:t>_</w:t>
             </w:r>
             <w:proofErr w:type="spellStart"/>
+            <w:proofErr w:type="gramStart"/>
             <w:r>
               <w:rPr>
                 <w:rStyle w:val="HTMLCode"/>
@@ -2368,17 +2490,9 @@
                 <w:sz w:val="18"/>
                 <w:szCs w:val="18"/>
               </w:rPr>
-              <w:t>()</w:t>
-            </w:r>
-            <w:r>
-              <w:rPr>
-                <w:rFonts w:asciiTheme="minorHAnsi" w:hAnsiTheme="minorHAnsi"/>
-                <w:sz w:val="22"/>
-                <w:szCs w:val="22"/>
-              </w:rPr>
-              <w:t xml:space="preserve"> and </w:t>
-            </w:r>
-            <w:proofErr w:type="spellStart"/>
+              <w:t>(</w:t>
+            </w:r>
+            <w:proofErr w:type="gramEnd"/>
             <w:r>
               <w:rPr>
                 <w:rStyle w:val="HTMLCode"/>
@@ -2386,9 +2500,18 @@
                 <w:sz w:val="18"/>
                 <w:szCs w:val="18"/>
               </w:rPr>
-              <w:t>getch</w:t>
-            </w:r>
-            <w:proofErr w:type="spellEnd"/>
+              <w:t>)</w:t>
+            </w:r>
+            <w:r>
+              <w:rPr>
+                <w:rFonts w:asciiTheme="minorHAnsi" w:hAnsiTheme="minorHAnsi"/>
+                <w:sz w:val="22"/>
+                <w:szCs w:val="22"/>
+              </w:rPr>
+              <w:t xml:space="preserve"> and </w:t>
+            </w:r>
+            <w:proofErr w:type="spellStart"/>
+            <w:proofErr w:type="gramStart"/>
             <w:r>
               <w:rPr>
                 <w:rStyle w:val="HTMLCode"/>
@@ -2396,7 +2519,27 @@
                 <w:sz w:val="18"/>
                 <w:szCs w:val="18"/>
               </w:rPr>
-              <w:t>()</w:t>
+              <w:t>getch</w:t>
+            </w:r>
+            <w:proofErr w:type="spellEnd"/>
+            <w:r>
+              <w:rPr>
+                <w:rStyle w:val="HTMLCode"/>
+                <w:rFonts w:asciiTheme="minorHAnsi" w:hAnsiTheme="minorHAnsi"/>
+                <w:sz w:val="18"/>
+                <w:szCs w:val="18"/>
+              </w:rPr>
+              <w:t>(</w:t>
+            </w:r>
+            <w:proofErr w:type="gramEnd"/>
+            <w:r>
+              <w:rPr>
+                <w:rStyle w:val="HTMLCode"/>
+                <w:rFonts w:asciiTheme="minorHAnsi" w:hAnsiTheme="minorHAnsi"/>
+                <w:sz w:val="18"/>
+                <w:szCs w:val="18"/>
+              </w:rPr>
+              <w:t>)</w:t>
             </w:r>
             <w:r>
               <w:rPr>
@@ -2437,6 +2580,7 @@
               </w:rPr>
               <w:t xml:space="preserve">: Measuring time accurately during input was tricky. Used </w:t>
             </w:r>
+            <w:proofErr w:type="gramStart"/>
             <w:r>
               <w:rPr>
                 <w:rStyle w:val="HTMLCode"/>
@@ -2444,7 +2588,17 @@
                 <w:sz w:val="18"/>
                 <w:szCs w:val="18"/>
               </w:rPr>
-              <w:t>clock()</w:t>
+              <w:t>clock(</w:t>
+            </w:r>
+            <w:proofErr w:type="gramEnd"/>
+            <w:r>
+              <w:rPr>
+                <w:rStyle w:val="HTMLCode"/>
+                <w:rFonts w:asciiTheme="minorHAnsi" w:hAnsiTheme="minorHAnsi"/>
+                <w:sz w:val="18"/>
+                <w:szCs w:val="18"/>
+              </w:rPr>
+              <w:t>)</w:t>
             </w:r>
             <w:r>
               <w:rPr>
@@ -2725,7 +2879,26 @@
           <w:p/>
           <w:p>
             <w:r>
-              <w:t>Empty User Registration issue</w:t>
+              <w:t xml:space="preserve">Empty </w:t>
+            </w:r>
+            <w:r>
+              <w:t xml:space="preserve">String </w:t>
+            </w:r>
+            <w:r>
+              <w:t>User Registration issue</w:t>
+            </w:r>
+          </w:p>
+          <w:p/>
+          <w:p>
+            <w:r>
+              <w:t>Practice Game Sentence Looping issue time Based</w:t>
+            </w:r>
+            <w:r>
+              <w:br/>
+            </w:r>
+            <w:r>
+              <w:br/>
+              <w:t>Testing of complete Working</w:t>
             </w:r>
           </w:p>
         </w:tc>
@@ -2745,7 +2918,30 @@
               <w:right w:w="60" w:type="dxa"/>
             </w:tcMar>
           </w:tcPr>
+          <w:p>
+            <w:r>
+              <w:t>Anubhav</w:t>
+            </w:r>
+          </w:p>
           <w:p/>
+          <w:p>
+            <w:r>
+              <w:t>Anubhav</w:t>
+            </w:r>
+          </w:p>
+          <w:p/>
+          <w:p>
+            <w:r>
+              <w:t>Harsh and Dipanshu</w:t>
+            </w:r>
+            <w:r>
+              <w:br/>
+            </w:r>
+            <w:r>
+              <w:br/>
+              <w:t>Ronit</w:t>
+            </w:r>
+          </w:p>
         </w:tc>
       </w:tr>
     </w:tbl>
@@ -3039,6 +3235,66 @@
               <w:t>About 75% of the project is complete. Word generation, input capture, and scoring systems are implemented. Final tasks like file saving and polishing the UI are still in progress.</w:t>
             </w:r>
           </w:p>
+          <w:p>
+            <w:pPr>
+              <w:rPr>
+                <w:rFonts w:ascii="Graphic Era Sans Light" w:hAnsi="Graphic Era Sans Light" w:cs="Graphic Era Sans Light"/>
+              </w:rPr>
+            </w:pPr>
+            <w:r>
+              <w:rPr>
+                <w:noProof/>
+              </w:rPr>
+              <w:drawing>
+                <wp:inline distT="0" distB="0" distL="0" distR="0" wp14:anchorId="7D691E05" wp14:editId="73E1486D">
+                  <wp:extent cx="6311900" cy="3344545"/>
+                  <wp:effectExtent l="0" t="0" r="0" b="8255"/>
+                  <wp:docPr id="1707117725" name="Picture 4"/>
+                  <wp:cNvGraphicFramePr>
+                    <a:graphicFrameLocks xmlns:a="http://schemas.openxmlformats.org/drawingml/2006/main" noChangeAspect="1"/>
+                  </wp:cNvGraphicFramePr>
+                  <a:graphic xmlns:a="http://schemas.openxmlformats.org/drawingml/2006/main">
+                    <a:graphicData uri="http://schemas.openxmlformats.org/drawingml/2006/picture">
+                      <pic:pic xmlns:pic="http://schemas.openxmlformats.org/drawingml/2006/picture">
+                        <pic:nvPicPr>
+                          <pic:cNvPr id="0" name="Picture 1"/>
+                          <pic:cNvPicPr>
+                            <a:picLocks noChangeAspect="1" noChangeArrowheads="1"/>
+                          </pic:cNvPicPr>
+                        </pic:nvPicPr>
+                        <pic:blipFill>
+                          <a:blip r:embed="rId14" cstate="print">
+                            <a:extLst>
+                              <a:ext uri="{28A0092B-C50C-407E-A947-70E740481C1C}">
+                                <a14:useLocalDpi xmlns:a14="http://schemas.microsoft.com/office/drawing/2010/main" val="0"/>
+                              </a:ext>
+                            </a:extLst>
+                          </a:blip>
+                          <a:srcRect/>
+                          <a:stretch>
+                            <a:fillRect/>
+                          </a:stretch>
+                        </pic:blipFill>
+                        <pic:spPr bwMode="auto">
+                          <a:xfrm>
+                            <a:off x="0" y="0"/>
+                            <a:ext cx="6311900" cy="3344545"/>
+                          </a:xfrm>
+                          <a:prstGeom prst="rect">
+                            <a:avLst/>
+                          </a:prstGeom>
+                          <a:noFill/>
+                          <a:ln>
+                            <a:noFill/>
+                          </a:ln>
+                        </pic:spPr>
+                      </pic:pic>
+                    </a:graphicData>
+                  </a:graphic>
+                </wp:inline>
+              </w:drawing>
+            </w:r>
+          </w:p>
         </w:tc>
       </w:tr>
     </w:tbl>
@@ -3135,7 +3391,7 @@
               </w:rPr>
               <w:t xml:space="preserve">Repository: </w:t>
             </w:r>
-            <w:hyperlink r:id="rId14" w:history="1">
+            <w:hyperlink r:id="rId15" w:history="1">
               <w:r>
                 <w:rPr>
                   <w:rStyle w:val="Hyperlink"/>
@@ -3151,6 +3407,7 @@
                 <w:rFonts w:ascii="Graphic Era Sans Light" w:hAnsi="Graphic Era Sans Light" w:cs="Graphic Era Sans Light"/>
               </w:rPr>
             </w:pPr>
+            <w:proofErr w:type="gramStart"/>
             <w:r>
               <w:rPr>
                 <w:rFonts w:ascii="Graphic Era Sans Light" w:hAnsi="Graphic Era Sans Light" w:cs="Graphic Era Sans Light"/>
@@ -3163,7 +3420,14 @@
               <w:rPr>
                 <w:rFonts w:ascii="Graphic Era Sans Light" w:hAnsi="Graphic Era Sans Light" w:cs="Graphic Era Sans Light"/>
               </w:rPr>
-              <w:t xml:space="preserve"> : main </w:t>
+              <w:t xml:space="preserve"> :</w:t>
+            </w:r>
+            <w:proofErr w:type="gramEnd"/>
+            <w:r>
+              <w:rPr>
+                <w:rFonts w:ascii="Graphic Era Sans Light" w:hAnsi="Graphic Era Sans Light" w:cs="Graphic Era Sans Light"/>
+              </w:rPr>
+              <w:t xml:space="preserve"> main </w:t>
             </w:r>
           </w:p>
           <w:p>
@@ -3256,93 +3520,161 @@
               </w:rPr>
               <w:t xml:space="preserve">: </w:t>
             </w:r>
+            <w:r>
+              <w:rPr>
+                <w:rFonts w:ascii="Graphic Era Sans Light" w:hAnsi="Graphic Era Sans Light" w:cs="Graphic Era Sans Light"/>
+              </w:rPr>
+              <w:t>delete</w:t>
+            </w:r>
+            <w:r>
+              <w:rPr>
+                <w:rFonts w:ascii="Graphic Era Sans Light" w:hAnsi="Graphic Era Sans Light" w:cs="Graphic Era Sans Light"/>
+              </w:rPr>
+              <w:t xml:space="preserve">-User-Data </w:t>
+            </w:r>
+            <w:proofErr w:type="gramStart"/>
+            <w:r>
+              <w:rPr>
+                <w:rFonts w:ascii="Graphic Era Sans Light" w:hAnsi="Graphic Era Sans Light" w:cs="Graphic Era Sans Light"/>
+              </w:rPr>
+              <w:t>added</w:t>
+            </w:r>
+            <w:r>
+              <w:rPr>
+                <w:rFonts w:ascii="Graphic Era Sans Light" w:hAnsi="Graphic Era Sans Light" w:cs="Graphic Era Sans Light"/>
+              </w:rPr>
+              <w:t xml:space="preserve"> :</w:t>
+            </w:r>
+            <w:proofErr w:type="gramEnd"/>
+            <w:r>
+              <w:rPr>
+                <w:rFonts w:ascii="Graphic Era Sans Light" w:hAnsi="Graphic Era Sans Light" w:cs="Graphic Era Sans Light"/>
+              </w:rPr>
+              <w:t xml:space="preserve"> Deletion of User Record </w:t>
+            </w:r>
+            <w:proofErr w:type="gramStart"/>
+            <w:r>
+              <w:rPr>
+                <w:rFonts w:ascii="Graphic Era Sans Light" w:hAnsi="Graphic Era Sans Light" w:cs="Graphic Era Sans Light"/>
+              </w:rPr>
+              <w:t>From</w:t>
+            </w:r>
+            <w:proofErr w:type="gramEnd"/>
+            <w:r>
+              <w:rPr>
+                <w:rFonts w:ascii="Graphic Era Sans Light" w:hAnsi="Graphic Era Sans Light" w:cs="Graphic Era Sans Light"/>
+              </w:rPr>
+              <w:t xml:space="preserve"> Fetched File</w:t>
+            </w:r>
+          </w:p>
+          <w:p>
+            <w:pPr>
+              <w:rPr>
+                <w:rFonts w:ascii="Graphic Era Sans Light" w:hAnsi="Graphic Era Sans Light" w:cs="Graphic Era Sans Light"/>
+              </w:rPr>
+            </w:pPr>
+            <w:r>
+              <w:rPr>
+                <w:rFonts w:ascii="Graphic Era Sans Light" w:hAnsi="Graphic Era Sans Light" w:cs="Graphic Era Sans Light"/>
+              </w:rPr>
+              <w:t xml:space="preserve">                                </w:t>
+            </w:r>
+            <w:r>
+              <w:rPr>
+                <w:rFonts w:ascii="Graphic Era Sans Light" w:hAnsi="Graphic Era Sans Light" w:cs="Graphic Era Sans Light"/>
+              </w:rPr>
+              <w:t xml:space="preserve">    </w:t>
+            </w:r>
+            <w:r>
+              <w:rPr>
+                <w:rFonts w:ascii="Graphic Era Sans Light" w:hAnsi="Graphic Era Sans Light" w:cs="Graphic Era Sans Light"/>
+              </w:rPr>
+              <w:t>HashMap</w:t>
+            </w:r>
+            <w:r>
+              <w:rPr>
+                <w:rFonts w:ascii="Graphic Era Sans Light" w:hAnsi="Graphic Era Sans Light" w:cs="Graphic Era Sans Light"/>
+              </w:rPr>
+              <w:t xml:space="preserve"> Bit </w:t>
+            </w:r>
+            <w:proofErr w:type="gramStart"/>
+            <w:r>
+              <w:rPr>
+                <w:rFonts w:ascii="Graphic Era Sans Light" w:hAnsi="Graphic Era Sans Light" w:cs="Graphic Era Sans Light"/>
+              </w:rPr>
+              <w:t>Manipulation :</w:t>
+            </w:r>
+            <w:proofErr w:type="gramEnd"/>
+            <w:r>
+              <w:rPr>
+                <w:rFonts w:ascii="Graphic Era Sans Light" w:hAnsi="Graphic Era Sans Light" w:cs="Graphic Era Sans Light"/>
+              </w:rPr>
+              <w:t xml:space="preserve">  Bit mapping of user into Hash Table</w:t>
+            </w:r>
+          </w:p>
+          <w:p>
+            <w:pPr>
+              <w:rPr>
+                <w:rFonts w:ascii="Graphic Era Sans Light" w:hAnsi="Graphic Era Sans Light" w:cs="Graphic Era Sans Light"/>
+              </w:rPr>
+            </w:pPr>
+            <w:r>
+              <w:rPr>
+                <w:rFonts w:ascii="Graphic Era Sans Light" w:hAnsi="Graphic Era Sans Light" w:cs="Graphic Era Sans Light"/>
+              </w:rPr>
+              <w:t xml:space="preserve">                                </w:t>
+            </w:r>
+            <w:r>
+              <w:rPr>
+                <w:rFonts w:ascii="Graphic Era Sans Light" w:hAnsi="Graphic Era Sans Light" w:cs="Graphic Era Sans Light"/>
+              </w:rPr>
+              <w:t xml:space="preserve">    Practice </w:t>
+            </w:r>
+            <w:r>
+              <w:rPr>
+                <w:rFonts w:ascii="Graphic Era Sans Light" w:hAnsi="Graphic Era Sans Light" w:cs="Graphic Era Sans Light"/>
+              </w:rPr>
+              <w:t>Sentence</w:t>
+            </w:r>
+            <w:r>
+              <w:rPr>
+                <w:rFonts w:ascii="Graphic Era Sans Light" w:hAnsi="Graphic Era Sans Light" w:cs="Graphic Era Sans Light"/>
+              </w:rPr>
+              <w:t xml:space="preserve"> </w:t>
+            </w:r>
+            <w:proofErr w:type="gramStart"/>
+            <w:r>
+              <w:rPr>
+                <w:rFonts w:ascii="Graphic Era Sans Light" w:hAnsi="Graphic Era Sans Light" w:cs="Graphic Era Sans Light"/>
+              </w:rPr>
+              <w:t>Added</w:t>
+            </w:r>
+            <w:r>
+              <w:rPr>
+                <w:rFonts w:ascii="Graphic Era Sans Light" w:hAnsi="Graphic Era Sans Light" w:cs="Graphic Era Sans Light"/>
+              </w:rPr>
+              <w:t xml:space="preserve"> :</w:t>
+            </w:r>
+            <w:proofErr w:type="gramEnd"/>
+            <w:r>
+              <w:rPr>
+                <w:rFonts w:ascii="Graphic Era Sans Light" w:hAnsi="Graphic Era Sans Light" w:cs="Graphic Era Sans Light"/>
+              </w:rPr>
+              <w:t xml:space="preserve"> Practice Sentence with </w:t>
+            </w:r>
             <w:proofErr w:type="spellStart"/>
             <w:r>
               <w:rPr>
                 <w:rFonts w:ascii="Graphic Era Sans Light" w:hAnsi="Graphic Era Sans Light" w:cs="Graphic Era Sans Light"/>
               </w:rPr>
-              <w:t>delet</w:t>
+              <w:t>keyBoard</w:t>
             </w:r>
             <w:proofErr w:type="spellEnd"/>
             <w:r>
               <w:rPr>
                 <w:rFonts w:ascii="Graphic Era Sans Light" w:hAnsi="Graphic Era Sans Light" w:cs="Graphic Era Sans Light"/>
               </w:rPr>
-              <w:t>-User-Data added</w:t>
-            </w:r>
-          </w:p>
-          <w:p>
-            <w:pPr>
-              <w:rPr>
-                <w:rFonts w:ascii="Graphic Era Sans Light" w:hAnsi="Graphic Era Sans Light" w:cs="Graphic Era Sans Light"/>
-              </w:rPr>
-            </w:pPr>
-            <w:r>
-              <w:rPr>
-                <w:rFonts w:ascii="Graphic Era Sans Light" w:hAnsi="Graphic Era Sans Light" w:cs="Graphic Era Sans Light"/>
-              </w:rPr>
-              <w:t xml:space="preserve">                                </w:t>
-            </w:r>
-            <w:r>
-              <w:rPr>
-                <w:rFonts w:ascii="Graphic Era Sans Light" w:hAnsi="Graphic Era Sans Light" w:cs="Graphic Era Sans Light"/>
-              </w:rPr>
-              <w:t xml:space="preserve">    </w:t>
-            </w:r>
-            <w:proofErr w:type="spellStart"/>
-            <w:r>
-              <w:rPr>
-                <w:rFonts w:ascii="Graphic Era Sans Light" w:hAnsi="Graphic Era Sans Light" w:cs="Graphic Era Sans Light"/>
-              </w:rPr>
-              <w:t>Hashmap</w:t>
-            </w:r>
-            <w:proofErr w:type="spellEnd"/>
-            <w:r>
-              <w:rPr>
-                <w:rFonts w:ascii="Graphic Era Sans Light" w:hAnsi="Graphic Era Sans Light" w:cs="Graphic Era Sans Light"/>
-              </w:rPr>
-              <w:t xml:space="preserve"> Bit </w:t>
-            </w:r>
-            <w:proofErr w:type="spellStart"/>
-            <w:r>
-              <w:rPr>
-                <w:rFonts w:ascii="Graphic Era Sans Light" w:hAnsi="Graphic Era Sans Light" w:cs="Graphic Era Sans Light"/>
-              </w:rPr>
-              <w:t>Manupulation</w:t>
-            </w:r>
-            <w:proofErr w:type="spellEnd"/>
-          </w:p>
-          <w:p>
-            <w:pPr>
-              <w:rPr>
-                <w:rFonts w:ascii="Graphic Era Sans Light" w:hAnsi="Graphic Era Sans Light" w:cs="Graphic Era Sans Light"/>
-              </w:rPr>
-            </w:pPr>
-            <w:r>
-              <w:rPr>
-                <w:rFonts w:ascii="Graphic Era Sans Light" w:hAnsi="Graphic Era Sans Light" w:cs="Graphic Era Sans Light"/>
-              </w:rPr>
-              <w:t xml:space="preserve">                                </w:t>
-            </w:r>
-            <w:r>
-              <w:rPr>
-                <w:rFonts w:ascii="Graphic Era Sans Light" w:hAnsi="Graphic Era Sans Light" w:cs="Graphic Era Sans Light"/>
-              </w:rPr>
-              <w:t xml:space="preserve">    Practice </w:t>
-            </w:r>
-            <w:proofErr w:type="spellStart"/>
-            <w:r>
-              <w:rPr>
-                <w:rFonts w:ascii="Graphic Era Sans Light" w:hAnsi="Graphic Era Sans Light" w:cs="Graphic Era Sans Light"/>
-              </w:rPr>
-              <w:t>Sentense</w:t>
-            </w:r>
-            <w:proofErr w:type="spellEnd"/>
-            <w:r>
-              <w:rPr>
-                <w:rFonts w:ascii="Graphic Era Sans Light" w:hAnsi="Graphic Era Sans Light" w:cs="Graphic Era Sans Light"/>
-              </w:rPr>
-              <w:t xml:space="preserve"> Added</w:t>
+              <w:t xml:space="preserve"> Display</w:t>
             </w:r>
           </w:p>
         </w:tc>
@@ -3910,7 +4242,7 @@
       </w:tblGrid>
       <w:tr>
         <w:trPr>
-          <w:trHeight w:val="2844"/>
+          <w:trHeight w:val="2319"/>
         </w:trPr>
         <w:tc>
           <w:tcPr>
@@ -4290,20 +4622,14 @@
           <w:rFonts w:ascii="Cambria" w:eastAsia="Cambria" w:hAnsi="Cambria" w:cs="Cambria"/>
         </w:rPr>
       </w:pPr>
-      <w:r>
-        <w:rPr>
-          <w:rFonts w:ascii="Cambria" w:eastAsia="Cambria" w:hAnsi="Cambria" w:cs="Cambria"/>
-        </w:rPr>
-        <w:br w:type="page"/>
-      </w:r>
     </w:p>
     <w:sectPr>
-      <w:headerReference w:type="even" r:id="rId15"/>
-      <w:headerReference w:type="default" r:id="rId16"/>
-      <w:footerReference w:type="even" r:id="rId17"/>
-      <w:footerReference w:type="default" r:id="rId18"/>
-      <w:headerReference w:type="first" r:id="rId19"/>
-      <w:footerReference w:type="first" r:id="rId20"/>
+      <w:headerReference w:type="even" r:id="rId16"/>
+      <w:headerReference w:type="default" r:id="rId17"/>
+      <w:footerReference w:type="even" r:id="rId18"/>
+      <w:footerReference w:type="default" r:id="rId19"/>
+      <w:headerReference w:type="first" r:id="rId20"/>
+      <w:footerReference w:type="first" r:id="rId21"/>
       <w:pgSz w:w="12240" w:h="15840"/>
       <w:pgMar w:top="720" w:right="1026" w:bottom="1008" w:left="1008" w:header="720" w:footer="720" w:gutter="0"/>
       <w:pgNumType w:start="1"/>
